--- a/Docs/Documentation.docx
+++ b/Docs/Documentation.docx
@@ -453,7 +453,17 @@
                 <w:sz w:val="24"/>
                 <w:szCs w:val="32"/>
               </w:rPr>
-              <w:t>TypeScript</w:t>
+              <w:t>Java</w:t>
+            </w:r>
+            <w:r>
+              <w:rPr>
+                <w:rFonts w:ascii="Aptos" w:hAnsi="Aptos"/>
+                <w:b/>
+                <w:bCs/>
+                <w:sz w:val="24"/>
+                <w:szCs w:val="32"/>
+              </w:rPr>
+              <w:t>Script</w:t>
             </w:r>
           </w:p>
         </w:tc>
@@ -3775,7 +3785,7 @@
           <w:szCs w:val="36"/>
         </w:rPr>
         <w:pict w14:anchorId="4272F59B">
-          <v:rect id="_x0000_i1109" style="width:0;height:1.5pt" o:hralign="center" o:hrstd="t" o:hr="t" fillcolor="#a0a0a0" stroked="f"/>
+          <v:rect id="_x0000_i1025" style="width:0;height:1.5pt" o:hralign="center" o:hrstd="t" o:hr="t" fillcolor="#a0a0a0" stroked="f"/>
         </w:pict>
       </w:r>
     </w:p>
@@ -4260,7 +4270,7 @@
           <w:szCs w:val="36"/>
         </w:rPr>
         <w:pict w14:anchorId="4F4505C9">
-          <v:rect id="_x0000_i1110" style="width:0;height:1.5pt" o:hralign="center" o:hrstd="t" o:hr="t" fillcolor="#a0a0a0" stroked="f"/>
+          <v:rect id="_x0000_i1026" style="width:0;height:1.5pt" o:hralign="center" o:hrstd="t" o:hr="t" fillcolor="#a0a0a0" stroked="f"/>
         </w:pict>
       </w:r>
     </w:p>
@@ -4631,7 +4641,7 @@
           <w:szCs w:val="36"/>
         </w:rPr>
         <w:pict w14:anchorId="25FBDEFE">
-          <v:rect id="_x0000_i1111" style="width:0;height:1.5pt" o:hralign="center" o:hrstd="t" o:hr="t" fillcolor="#a0a0a0" stroked="f"/>
+          <v:rect id="_x0000_i1027" style="width:0;height:1.5pt" o:hralign="center" o:hrstd="t" o:hr="t" fillcolor="#a0a0a0" stroked="f"/>
         </w:pict>
       </w:r>
     </w:p>
@@ -4860,7 +4870,7 @@
           <w:szCs w:val="36"/>
         </w:rPr>
         <w:pict w14:anchorId="4AA66A20">
-          <v:rect id="_x0000_i1112" style="width:0;height:1.5pt" o:hralign="center" o:hrstd="t" o:hr="t" fillcolor="#a0a0a0" stroked="f"/>
+          <v:rect id="_x0000_i1028" style="width:0;height:1.5pt" o:hralign="center" o:hrstd="t" o:hr="t" fillcolor="#a0a0a0" stroked="f"/>
         </w:pict>
       </w:r>
     </w:p>
@@ -5193,7 +5203,7 @@
           <w:szCs w:val="36"/>
         </w:rPr>
         <w:pict w14:anchorId="6D421BC6">
-          <v:rect id="_x0000_i1113" style="width:0;height:1.5pt" o:hralign="center" o:hrstd="t" o:hr="t" fillcolor="#a0a0a0" stroked="f"/>
+          <v:rect id="_x0000_i1029" style="width:0;height:1.5pt" o:hralign="center" o:hrstd="t" o:hr="t" fillcolor="#a0a0a0" stroked="f"/>
         </w:pict>
       </w:r>
     </w:p>
@@ -5422,7 +5432,7 @@
           <w:szCs w:val="36"/>
         </w:rPr>
         <w:pict w14:anchorId="1C306614">
-          <v:rect id="_x0000_i1114" style="width:0;height:1.5pt" o:hralign="center" o:hrstd="t" o:hr="t" fillcolor="#a0a0a0" stroked="f"/>
+          <v:rect id="_x0000_i1030" style="width:0;height:1.5pt" o:hralign="center" o:hrstd="t" o:hr="t" fillcolor="#a0a0a0" stroked="f"/>
         </w:pict>
       </w:r>
     </w:p>
@@ -5715,7 +5725,7 @@
           <w:szCs w:val="36"/>
         </w:rPr>
         <w:pict w14:anchorId="07C8DD85">
-          <v:rect id="_x0000_i1115" style="width:0;height:1.5pt" o:hralign="center" o:hrstd="t" o:hr="t" fillcolor="#a0a0a0" stroked="f"/>
+          <v:rect id="_x0000_i1031" style="width:0;height:1.5pt" o:hralign="center" o:hrstd="t" o:hr="t" fillcolor="#a0a0a0" stroked="f"/>
         </w:pict>
       </w:r>
     </w:p>
@@ -5986,7 +5996,7 @@
           <w:szCs w:val="36"/>
         </w:rPr>
         <w:pict w14:anchorId="3FE6D909">
-          <v:rect id="_x0000_i1116" style="width:0;height:1.5pt" o:hralign="center" o:hrstd="t" o:hr="t" fillcolor="#a0a0a0" stroked="f"/>
+          <v:rect id="_x0000_i1032" style="width:0;height:1.5pt" o:hralign="center" o:hrstd="t" o:hr="t" fillcolor="#a0a0a0" stroked="f"/>
         </w:pict>
       </w:r>
     </w:p>
@@ -6331,7 +6341,7 @@
           <w:szCs w:val="36"/>
         </w:rPr>
         <w:pict w14:anchorId="1620FE12">
-          <v:rect id="_x0000_i1117" style="width:0;height:1.5pt" o:hralign="center" o:hrstd="t" o:hr="t" fillcolor="#a0a0a0" stroked="f"/>
+          <v:rect id="_x0000_i1033" style="width:0;height:1.5pt" o:hralign="center" o:hrstd="t" o:hr="t" fillcolor="#a0a0a0" stroked="f"/>
         </w:pict>
       </w:r>
     </w:p>
@@ -6560,7 +6570,7 @@
           <w:szCs w:val="36"/>
         </w:rPr>
         <w:pict w14:anchorId="0ABFBD2D">
-          <v:rect id="_x0000_i1118" style="width:0;height:1.5pt" o:hralign="center" o:hrstd="t" o:hr="t" fillcolor="#a0a0a0" stroked="f"/>
+          <v:rect id="_x0000_i1034" style="width:0;height:1.5pt" o:hralign="center" o:hrstd="t" o:hr="t" fillcolor="#a0a0a0" stroked="f"/>
         </w:pict>
       </w:r>
     </w:p>
@@ -6837,7 +6847,7 @@
           <w:szCs w:val="36"/>
         </w:rPr>
         <w:pict w14:anchorId="78C92982">
-          <v:rect id="_x0000_i1119" style="width:0;height:1.5pt" o:hralign="center" o:hrstd="t" o:hr="t" fillcolor="#a0a0a0" stroked="f"/>
+          <v:rect id="_x0000_i1035" style="width:0;height:1.5pt" o:hralign="center" o:hrstd="t" o:hr="t" fillcolor="#a0a0a0" stroked="f"/>
         </w:pict>
       </w:r>
     </w:p>
@@ -7045,7 +7055,7 @@
           <w:szCs w:val="36"/>
         </w:rPr>
         <w:pict w14:anchorId="584A48FA">
-          <v:rect id="_x0000_i1120" style="width:0;height:1.5pt" o:hralign="center" o:hrstd="t" o:hr="t" fillcolor="#a0a0a0" stroked="f"/>
+          <v:rect id="_x0000_i1036" style="width:0;height:1.5pt" o:hralign="center" o:hrstd="t" o:hr="t" fillcolor="#a0a0a0" stroked="f"/>
         </w:pict>
       </w:r>
     </w:p>
@@ -7279,7 +7289,7 @@
           <w:szCs w:val="36"/>
         </w:rPr>
         <w:pict w14:anchorId="34DE7643">
-          <v:rect id="_x0000_i1121" style="width:0;height:1.5pt" o:hralign="center" o:hrstd="t" o:hr="t" fillcolor="#a0a0a0" stroked="f"/>
+          <v:rect id="_x0000_i1037" style="width:0;height:1.5pt" o:hralign="center" o:hrstd="t" o:hr="t" fillcolor="#a0a0a0" stroked="f"/>
         </w:pict>
       </w:r>
     </w:p>
@@ -7542,7 +7552,7 @@
           <w:szCs w:val="36"/>
         </w:rPr>
         <w:pict w14:anchorId="556BC134">
-          <v:rect id="_x0000_i1122" style="width:0;height:1.5pt" o:hralign="center" o:hrstd="t" o:hr="t" fillcolor="#a0a0a0" stroked="f"/>
+          <v:rect id="_x0000_i1038" style="width:0;height:1.5pt" o:hralign="center" o:hrstd="t" o:hr="t" fillcolor="#a0a0a0" stroked="f"/>
         </w:pict>
       </w:r>
     </w:p>
@@ -12363,6 +12373,7 @@
   <w:style w:type="character" w:default="1" w:styleId="DefaultParagraphFont">
     <w:name w:val="Default Paragraph Font"/>
     <w:uiPriority w:val="1"/>
+    <w:semiHidden/>
     <w:unhideWhenUsed/>
   </w:style>
   <w:style w:type="table" w:default="1" w:styleId="TableNormal">
